--- a/docs/press-allegheny-storm-premium.docx
+++ b/docs/press-allegheny-storm-premium.docx
@@ -1979,6 +1979,170 @@
           <w:szCs w:val="21"/>
         </w:rPr>
         <w:t xml:space="preserve">hello@beforeregret.com</w:t>
+      </w:r>
+    </w:p>
+    <w:p>
+      <w:pPr>
+        <w:spacing w:after="60"/>
+      </w:pPr>
+    </w:p>
+    <w:p>
+      <w:pPr>
+        <w:pStyle w:val="Heading2"/>
+        <w:spacing w:after="140" w:before="360"/>
+      </w:pPr>
+      <w:r>
+        <w:rPr>
+          <w:rFonts w:ascii="Consolas" w:cs="Consolas" w:eastAsia="Consolas" w:hAnsi="Consolas"/>
+          <w:sz w:val="24"/>
+          <w:szCs w:val="24"/>
+        </w:rPr>
+        <w:t xml:space="preserve">THE EMBED - OFFER IT, IT IS THE LINK THAT SURVIVES</w:t>
+      </w:r>
+    </w:p>
+    <w:p>
+      <w:pPr>
+        <w:spacing w:after="60"/>
+      </w:pPr>
+    </w:p>
+    <w:p>
+      <w:pPr>
+        <w:spacing w:after="120" w:line="260" w:lineRule="auto"/>
+      </w:pPr>
+      <w:r>
+        <w:rPr>
+          <w:rFonts w:ascii="Consolas" w:cs="Consolas" w:eastAsia="Consolas" w:hAnsi="Consolas"/>
+          <w:sz w:val="21"/>
+          <w:szCs w:val="21"/>
+        </w:rPr>
+        <w:t xml:space="preserve">An editor will strip an inline URL out of your copy. They will not strip the</w:t>
+      </w:r>
+    </w:p>
+    <w:p>
+      <w:pPr>
+        <w:spacing w:after="120" w:line="260" w:lineRule="auto"/>
+      </w:pPr>
+      <w:r>
+        <w:rPr>
+          <w:rFonts w:ascii="Consolas" w:cs="Consolas" w:eastAsia="Consolas" w:hAnsi="Consolas"/>
+          <w:sz w:val="21"/>
+          <w:szCs w:val="21"/>
+        </w:rPr>
+        <w:t xml:space="preserve">credit line inside a chart the page has already embedded. So if a reporter</w:t>
+      </w:r>
+    </w:p>
+    <w:p>
+      <w:pPr>
+        <w:spacing w:after="120" w:line="260" w:lineRule="auto"/>
+      </w:pPr>
+      <w:r>
+        <w:rPr>
+          <w:rFonts w:ascii="Consolas" w:cs="Consolas" w:eastAsia="Consolas" w:hAnsi="Consolas"/>
+          <w:sz w:val="21"/>
+          <w:szCs w:val="21"/>
+        </w:rPr>
+        <w:t xml:space="preserve">takes the story, offer them this before they retype a number:</w:t>
+      </w:r>
+    </w:p>
+    <w:p>
+      <w:pPr>
+        <w:spacing w:after="60"/>
+      </w:pPr>
+    </w:p>
+    <w:p>
+      <w:pPr>
+        <w:spacing w:after="120" w:line="260" w:lineRule="auto"/>
+      </w:pPr>
+      <w:r>
+        <w:rPr>
+          <w:rFonts w:ascii="Consolas" w:cs="Consolas" w:eastAsia="Consolas" w:hAnsi="Consolas"/>
+          <w:sz w:val="21"/>
+          <w:szCs w:val="21"/>
+        </w:rPr>
+        <w:t xml:space="preserve">  &lt;iframe src="https://www.beforeregret.com/research/allegheny-storm-premium/embed/"</w:t>
+      </w:r>
+    </w:p>
+    <w:p>
+      <w:pPr>
+        <w:spacing w:after="120" w:line="260" w:lineRule="auto"/>
+      </w:pPr>
+      <w:r>
+        <w:rPr>
+          <w:rFonts w:ascii="Consolas" w:cs="Consolas" w:eastAsia="Consolas" w:hAnsi="Consolas"/>
+          <w:sz w:val="21"/>
+          <w:szCs w:val="21"/>
+        </w:rPr>
+        <w:t xml:space="preserve">          width="100%" height="420" style="border:1px solid #e5e0d8"</w:t>
+      </w:r>
+    </w:p>
+    <w:p>
+      <w:pPr>
+        <w:spacing w:after="120" w:line="260" w:lineRule="auto"/>
+      </w:pPr>
+      <w:r>
+        <w:rPr>
+          <w:rFonts w:ascii="Consolas" w:cs="Consolas" w:eastAsia="Consolas" w:hAnsi="Consolas"/>
+          <w:sz w:val="21"/>
+          <w:szCs w:val="21"/>
+        </w:rPr>
+        <w:t xml:space="preserve">          title="Storm frequency and insurance cost by county"</w:t>
+      </w:r>
+    </w:p>
+    <w:p>
+      <w:pPr>
+        <w:spacing w:after="120" w:line="260" w:lineRule="auto"/>
+      </w:pPr>
+      <w:r>
+        <w:rPr>
+          <w:rFonts w:ascii="Consolas" w:cs="Consolas" w:eastAsia="Consolas" w:hAnsi="Consolas"/>
+          <w:sz w:val="21"/>
+          <w:szCs w:val="21"/>
+        </w:rPr>
+        <w:t xml:space="preserve">          loading="lazy"&gt;&lt;/iframe&gt;</w:t>
+      </w:r>
+    </w:p>
+    <w:p>
+      <w:pPr>
+        <w:spacing w:after="60"/>
+      </w:pPr>
+    </w:p>
+    <w:p>
+      <w:pPr>
+        <w:spacing w:after="120" w:line="260" w:lineRule="auto"/>
+      </w:pPr>
+      <w:r>
+        <w:rPr>
+          <w:rFonts w:ascii="Consolas" w:cs="Consolas" w:eastAsia="Consolas" w:hAnsi="Consolas"/>
+          <w:sz w:val="21"/>
+          <w:szCs w:val="21"/>
+        </w:rPr>
+        <w:t xml:space="preserve">It is a lookup for all 100 counties, so it works in a story about any of them,</w:t>
+      </w:r>
+    </w:p>
+    <w:p>
+      <w:pPr>
+        <w:spacing w:after="120" w:line="260" w:lineRule="auto"/>
+      </w:pPr>
+      <w:r>
+        <w:rPr>
+          <w:rFonts w:ascii="Consolas" w:cs="Consolas" w:eastAsia="Consolas" w:hAnsi="Consolas"/>
+          <w:sz w:val="21"/>
+          <w:szCs w:val="21"/>
+        </w:rPr>
+        <w:t xml:space="preserve">not only Allegheny. No tracking, nothing to sign, and it carries the two</w:t>
+      </w:r>
+    </w:p>
+    <w:p>
+      <w:pPr>
+        <w:spacing w:after="120" w:line="260" w:lineRule="auto"/>
+      </w:pPr>
+      <w:r>
+        <w:rPr>
+          <w:rFonts w:ascii="Consolas" w:cs="Consolas" w:eastAsia="Consolas" w:hAnsi="Consolas"/>
+          <w:sz w:val="21"/>
+          <w:szCs w:val="21"/>
+        </w:rPr>
+        <w:t xml:space="preserve">caveats that stop a count of reports being read as a hazard ranking.</w:t>
       </w:r>
     </w:p>
     <w:p>

--- a/docs/press-allegheny-storm-premium.docx
+++ b/docs/press-allegheny-storm-premium.docx
@@ -15,7 +15,7 @@
           <w:sz w:val="16"/>
           <w:szCs w:val="16"/>
         </w:rPr>
-        <w:t xml:space="preserve">THIRD STORMIEST, SIXTH CHEAPEST - PITTSBURGH PRESS OUTREACH</w:t>
+        <w:t xml:space="preserve">RECORDED STORMS vs REPORTED INSURANCE COST - PITTSBURGH OUTREACH</w:t>
       </w:r>
     </w:p>
     <w:p>
@@ -385,46 +385,82 @@
           <w:sz w:val="21"/>
           <w:szCs w:val="21"/>
         </w:rPr>
-        <w:t xml:space="preserve">The comparison that makes it land: Oklahoma County, Oklahoma recorded 864</w:t>
-      </w:r>
-    </w:p>
-    <w:p>
-      <w:pPr>
-        <w:spacing w:after="120" w:line="260" w:lineRule="auto"/>
-      </w:pPr>
-      <w:r>
-        <w:rPr>
-          <w:rFonts w:ascii="Consolas" w:cs="Consolas" w:eastAsia="Consolas" w:hAnsi="Consolas"/>
-          <w:sz w:val="21"/>
-          <w:szCs w:val="21"/>
-        </w:rPr>
-        <w:t xml:space="preserve">severe weather events over the same decade - fewer than Allegheny - and 24.0%</w:t>
-      </w:r>
-    </w:p>
-    <w:p>
-      <w:pPr>
-        <w:spacing w:after="120" w:line="260" w:lineRule="auto"/>
-      </w:pPr>
-      <w:r>
-        <w:rPr>
-          <w:rFonts w:ascii="Consolas" w:cs="Consolas" w:eastAsia="Consolas" w:hAnsi="Consolas"/>
-          <w:sz w:val="21"/>
-          <w:szCs w:val="21"/>
-        </w:rPr>
-        <w:t xml:space="preserve">of its mortgaged households pay over $3,000. Allegheny records more weather</w:t>
-      </w:r>
-    </w:p>
-    <w:p>
-      <w:pPr>
-        <w:spacing w:after="120" w:line="260" w:lineRule="auto"/>
-      </w:pPr>
-      <w:r>
-        <w:rPr>
-          <w:rFonts w:ascii="Consolas" w:cs="Consolas" w:eastAsia="Consolas" w:hAnsi="Consolas"/>
-          <w:sz w:val="21"/>
-          <w:szCs w:val="21"/>
-        </w:rPr>
-        <w:t xml:space="preserve">and charges a quarter as many households that much.</w:t>
+        <w:t xml:space="preserve">THE COMPARISON THAT MAKES IT LAND - lead with this, not the four numbers:</w:t>
+      </w:r>
+    </w:p>
+    <w:p>
+      <w:pPr>
+        <w:spacing w:after="60"/>
+      </w:pPr>
+    </w:p>
+    <w:p>
+      <w:pPr>
+        <w:spacing w:after="120" w:line="260" w:lineRule="auto"/>
+      </w:pPr>
+      <w:r>
+        <w:rPr>
+          <w:rFonts w:ascii="Consolas" w:cs="Consolas" w:eastAsia="Consolas" w:hAnsi="Consolas"/>
+          <w:sz w:val="21"/>
+          <w:szCs w:val="21"/>
+        </w:rPr>
+        <w:t xml:space="preserve">   Allegheny County    1,108 recorded events    2.9% pay $3,000+</w:t>
+      </w:r>
+    </w:p>
+    <w:p>
+      <w:pPr>
+        <w:spacing w:after="120" w:line="260" w:lineRule="auto"/>
+      </w:pPr>
+      <w:r>
+        <w:rPr>
+          <w:rFonts w:ascii="Consolas" w:cs="Consolas" w:eastAsia="Consolas" w:hAnsi="Consolas"/>
+          <w:sz w:val="21"/>
+          <w:szCs w:val="21"/>
+        </w:rPr>
+        <w:t xml:space="preserve">   Oklahoma County       864 recorded events   24.0% pay $3,000+</w:t>
+      </w:r>
+    </w:p>
+    <w:p>
+      <w:pPr>
+        <w:spacing w:after="60"/>
+      </w:pPr>
+    </w:p>
+    <w:p>
+      <w:pPr>
+        <w:spacing w:after="120" w:line="260" w:lineRule="auto"/>
+      </w:pPr>
+      <w:r>
+        <w:rPr>
+          <w:rFonts w:ascii="Consolas" w:cs="Consolas" w:eastAsia="Consolas" w:hAnsi="Consolas"/>
+          <w:sz w:val="21"/>
+          <w:szCs w:val="21"/>
+        </w:rPr>
+        <w:t xml:space="preserve">Allegheny recorded MORE severe weather and has an 8.3x smaller share of</w:t>
+      </w:r>
+    </w:p>
+    <w:p>
+      <w:pPr>
+        <w:spacing w:after="120" w:line="260" w:lineRule="auto"/>
+      </w:pPr>
+      <w:r>
+        <w:rPr>
+          <w:rFonts w:ascii="Consolas" w:cs="Consolas" w:eastAsia="Consolas" w:hAnsi="Consolas"/>
+          <w:sz w:val="21"/>
+          <w:szCs w:val="21"/>
+        </w:rPr>
+        <w:t xml:space="preserve">households in the top cost band. That single contrast is the story; the other</w:t>
+      </w:r>
+    </w:p>
+    <w:p>
+      <w:pPr>
+        <w:spacing w:after="120" w:line="260" w:lineRule="auto"/>
+      </w:pPr>
+      <w:r>
+        <w:rPr>
+          <w:rFonts w:ascii="Consolas" w:cs="Consolas" w:eastAsia="Consolas" w:hAnsi="Consolas"/>
+          <w:sz w:val="21"/>
+          <w:szCs w:val="21"/>
+        </w:rPr>
+        <w:t xml:space="preserve">numbers are support for it.</w:t>
       </w:r>
     </w:p>
     <w:p>
@@ -745,7 +781,7 @@
           <w:sz w:val="21"/>
           <w:szCs w:val="21"/>
         </w:rPr>
-        <w:t xml:space="preserve">Allegheny County's cheap home insurance isn't a bargain - it's a coverage gap</w:t>
+        <w:t xml:space="preserve">Pittsburgh records a lot of severe weather. Its insurance costs don't show it</w:t>
       </w:r>
     </w:p>
     <w:p>
@@ -781,33 +817,59 @@
           <w:sz w:val="21"/>
           <w:szCs w:val="21"/>
         </w:rPr>
-        <w:t xml:space="preserve">I have finished a county-level analysis crossing NOAA's storm records against</w:t>
-      </w:r>
-    </w:p>
-    <w:p>
-      <w:pPr>
-        <w:spacing w:after="120" w:line="260" w:lineRule="auto"/>
-      </w:pPr>
-      <w:r>
-        <w:rPr>
-          <w:rFonts w:ascii="Consolas" w:cs="Consolas" w:eastAsia="Consolas" w:hAnsi="Consolas"/>
-          <w:sz w:val="21"/>
-          <w:szCs w:val="21"/>
-        </w:rPr>
-        <w:t xml:space="preserve">what Census respondents say they pay to insure their homes, and Allegheny</w:t>
-      </w:r>
-    </w:p>
-    <w:p>
-      <w:pPr>
-        <w:spacing w:after="120" w:line="260" w:lineRule="auto"/>
-      </w:pPr>
-      <w:r>
-        <w:rPr>
-          <w:rFonts w:ascii="Consolas" w:cs="Consolas" w:eastAsia="Consolas" w:hAnsi="Consolas"/>
-          <w:sz w:val="21"/>
-          <w:szCs w:val="21"/>
-        </w:rPr>
-        <w:t xml:space="preserve">County came out as the sharpest outlier in the set.</w:t>
+        <w:t xml:space="preserve">I found an unusual Pittsburgh-area insurance pattern in federal data.</w:t>
+      </w:r>
+    </w:p>
+    <w:p>
+      <w:pPr>
+        <w:spacing w:after="120" w:line="260" w:lineRule="auto"/>
+      </w:pPr>
+      <w:r>
+        <w:rPr>
+          <w:rFonts w:ascii="Consolas" w:cs="Consolas" w:eastAsia="Consolas" w:hAnsi="Consolas"/>
+          <w:sz w:val="21"/>
+          <w:szCs w:val="21"/>
+        </w:rPr>
+        <w:t xml:space="preserve">Allegheny County recorded 1,108 severe weather events from 2015-2024, the</w:t>
+      </w:r>
+    </w:p>
+    <w:p>
+      <w:pPr>
+        <w:spacing w:after="120" w:line="260" w:lineRule="auto"/>
+      </w:pPr>
+      <w:r>
+        <w:rPr>
+          <w:rFonts w:ascii="Consolas" w:cs="Consolas" w:eastAsia="Consolas" w:hAnsi="Consolas"/>
+          <w:sz w:val="21"/>
+          <w:szCs w:val="21"/>
+        </w:rPr>
+        <w:t xml:space="preserve">third-highest of the 100 counties I compared - yet only 2.9% of its mortgaged</w:t>
+      </w:r>
+    </w:p>
+    <w:p>
+      <w:pPr>
+        <w:spacing w:after="120" w:line="260" w:lineRule="auto"/>
+      </w:pPr>
+      <w:r>
+        <w:rPr>
+          <w:rFonts w:ascii="Consolas" w:cs="Consolas" w:eastAsia="Consolas" w:hAnsi="Consolas"/>
+          <w:sz w:val="21"/>
+          <w:szCs w:val="21"/>
+        </w:rPr>
+        <w:t xml:space="preserve">households report paying $3,000+ a year to insure the home. Oklahoma County</w:t>
+      </w:r>
+    </w:p>
+    <w:p>
+      <w:pPr>
+        <w:spacing w:after="120" w:line="260" w:lineRule="auto"/>
+      </w:pPr>
+      <w:r>
+        <w:rPr>
+          <w:rFonts w:ascii="Consolas" w:cs="Consolas" w:eastAsia="Consolas" w:hAnsi="Consolas"/>
+          <w:sz w:val="21"/>
+          <w:szCs w:val="21"/>
+        </w:rPr>
+        <w:t xml:space="preserve">recorded fewer events (864) and 24.0% of its households report that band.</w:t>
       </w:r>
     </w:p>
     <w:p>
@@ -838,7 +900,7 @@
           <w:sz w:val="21"/>
           <w:szCs w:val="21"/>
         </w:rPr>
-        <w:t xml:space="preserve">- the third-highest of the 100 large counties I examined, against a median of</w:t>
+        <w:t xml:space="preserve">- the third-highest of the 100 most populous US counties, against a median of</w:t>
       </w:r>
     </w:p>
     <w:p>
@@ -908,20 +970,20 @@
           <w:sz w:val="21"/>
           <w:szCs w:val="21"/>
         </w:rPr>
-        <w:t xml:space="preserve">The explanation is not that insurers have mispriced Pittsburgh. It is what</w:t>
-      </w:r>
-    </w:p>
-    <w:p>
-      <w:pPr>
-        <w:spacing w:after="120" w:line="260" w:lineRule="auto"/>
-      </w:pPr>
-      <w:r>
-        <w:rPr>
-          <w:rFonts w:ascii="Consolas" w:cs="Consolas" w:eastAsia="Consolas" w:hAnsi="Consolas"/>
-          <w:sz w:val="21"/>
-          <w:szCs w:val="21"/>
-        </w:rPr>
-        <w:t xml:space="preserve">the county's weather consists of. Allegheny's two most common event types are</w:t>
+        <w:t xml:space="preserve">One likely explanation - and I want to be careful to call it that, because</w:t>
+      </w:r>
+    </w:p>
+    <w:p>
+      <w:pPr>
+        <w:spacing w:after="120" w:line="260" w:lineRule="auto"/>
+      </w:pPr>
+      <w:r>
+        <w:rPr>
+          <w:rFonts w:ascii="Consolas" w:cs="Consolas" w:eastAsia="Consolas" w:hAnsi="Consolas"/>
+          <w:sz w:val="21"/>
+          <w:szCs w:val="21"/>
+        </w:rPr>
+        <w:t xml:space="preserve">this data cannot establish cause - is what the county's weather consists of. Allegheny's two most common event types are</w:t>
       </w:r>
     </w:p>
     <w:p>
@@ -1272,20 +1334,20 @@
           <w:sz w:val="21"/>
           <w:szCs w:val="21"/>
         </w:rPr>
-        <w:t xml:space="preserve">down: 528 thunderstorm wind events, which is second among the 100 large</w:t>
-      </w:r>
-    </w:p>
-    <w:p>
-      <w:pPr>
-        <w:spacing w:after="120" w:line="260" w:lineRule="auto"/>
-      </w:pPr>
-      <w:r>
-        <w:rPr>
-          <w:rFonts w:ascii="Consolas" w:cs="Consolas" w:eastAsia="Consolas" w:hAnsi="Consolas"/>
-          <w:sz w:val="21"/>
-          <w:szCs w:val="21"/>
-        </w:rPr>
-        <w:t xml:space="preserve">counties I examined; 279 flash floods and 51 floods, fourth; 115 hailstorms;</w:t>
+        <w:t xml:space="preserve">down: 528 thunderstorm wind events, second among the 100 most populous US</w:t>
+      </w:r>
+    </w:p>
+    <w:p>
+      <w:pPr>
+        <w:spacing w:after="120" w:line="260" w:lineRule="auto"/>
+      </w:pPr>
+      <w:r>
+        <w:rPr>
+          <w:rFonts w:ascii="Consolas" w:cs="Consolas" w:eastAsia="Consolas" w:hAnsi="Consolas"/>
+          <w:sz w:val="21"/>
+          <w:szCs w:val="21"/>
+        </w:rPr>
+        <w:t xml:space="preserve">counties; 279 flash floods and 51 floods, fourth; 115 hailstorms;</w:t>
       </w:r>
     </w:p>
     <w:p>
@@ -1732,20 +1794,20 @@
           <w:sz w:val="21"/>
           <w:szCs w:val="21"/>
         </w:rPr>
-        <w:t xml:space="preserve">Allegheny County is the cleanest illustration: third-highest storm count of</w:t>
-      </w:r>
-    </w:p>
-    <w:p>
-      <w:pPr>
-        <w:spacing w:after="120" w:line="260" w:lineRule="auto"/>
-      </w:pPr>
-      <w:r>
-        <w:rPr>
-          <w:rFonts w:ascii="Consolas" w:cs="Consolas" w:eastAsia="Consolas" w:hAnsi="Consolas"/>
-          <w:sz w:val="21"/>
-          <w:szCs w:val="21"/>
-        </w:rPr>
-        <w:t xml:space="preserve">the hundred, sixth-lowest share paying in the top premium band.</w:t>
+        <w:t xml:space="preserve">Allegheny County is the cleanest illustration: third-highest recorded storm</w:t>
+      </w:r>
+    </w:p>
+    <w:p>
+      <w:pPr>
+        <w:spacing w:after="120" w:line="260" w:lineRule="auto"/>
+      </w:pPr>
+      <w:r>
+        <w:rPr>
+          <w:rFonts w:ascii="Consolas" w:cs="Consolas" w:eastAsia="Consolas" w:hAnsi="Consolas"/>
+          <w:sz w:val="21"/>
+          <w:szCs w:val="21"/>
+        </w:rPr>
+        <w:t xml:space="preserve">count of the hundred, sixth-lowest share reporting the top cost band.</w:t>
       </w:r>
     </w:p>
     <w:p>
